--- a/Synopsis.docx
+++ b/Synopsis.docx
@@ -2068,350 +2068,58 @@
     </w:p>
     <w:p>
       <w:pPr>
-        <w:pStyle w:val="ListParagraph"/>
-        <w:ind w:left="1800"/>
-        <w:jc w:val="both"/>
-        <w:rPr>
-          <w:rFonts w:ascii="Times New Roman" w:hAnsi="Times New Roman" w:cs="Times New Roman"/>
-          <w:sz w:val="24"/>
-          <w:szCs w:val="24"/>
-          <w:bdr w:val="none" w:sz="0" w:space="0" w:color="auto" w:frame="1"/>
-          <w:lang w:eastAsia="en-IN"/>
-        </w:rPr>
-      </w:pPr>
-      <w:r>
-        <w:rPr>
-          <w:rFonts w:ascii="Times New Roman" w:hAnsi="Times New Roman" w:cs="Times New Roman"/>
-          <w:b/>
-          <w:bCs/>
-          <w:sz w:val="24"/>
-          <w:szCs w:val="24"/>
-          <w:bdr w:val="none" w:sz="0" w:space="0" w:color="auto" w:frame="1"/>
-          <w:lang w:eastAsia="en-IN"/>
-        </w:rPr>
-        <w:t>4.1.1 Admi</w:t>
-      </w:r>
-      <w:r>
-        <w:rPr>
-          <w:rFonts w:ascii="Times New Roman" w:hAnsi="Times New Roman" w:cs="Times New Roman"/>
-          <w:b/>
-          <w:bCs/>
-          <w:sz w:val="24"/>
-          <w:szCs w:val="24"/>
-          <w:bdr w:val="none" w:sz="0" w:space="0" w:color="auto" w:frame="1"/>
-          <w:lang w:eastAsia="en-IN"/>
-        </w:rPr>
-        <w:t>n</w:t>
-      </w:r>
-      <w:r>
-        <w:rPr>
-          <w:rFonts w:ascii="Times New Roman" w:hAnsi="Times New Roman" w:cs="Times New Roman"/>
-          <w:b/>
-          <w:bCs/>
-          <w:sz w:val="24"/>
-          <w:szCs w:val="24"/>
-          <w:bdr w:val="none" w:sz="0" w:space="0" w:color="auto" w:frame="1"/>
-          <w:lang w:eastAsia="en-IN"/>
-        </w:rPr>
-        <w:t xml:space="preserve">: </w:t>
-      </w:r>
-      <w:r>
-        <w:rPr>
-          <w:rFonts w:ascii="Times New Roman" w:hAnsi="Times New Roman" w:cs="Times New Roman"/>
-          <w:sz w:val="24"/>
-          <w:szCs w:val="24"/>
-          <w:bdr w:val="none" w:sz="0" w:space="0" w:color="auto" w:frame="1"/>
-          <w:lang w:eastAsia="en-IN"/>
-        </w:rPr>
-        <w:t xml:space="preserve">In profile module admin </w:t>
-      </w:r>
-      <w:r>
-        <w:rPr>
-          <w:rFonts w:ascii="Times New Roman" w:hAnsi="Times New Roman" w:cs="Times New Roman"/>
-          <w:sz w:val="24"/>
-          <w:szCs w:val="24"/>
-          <w:bdr w:val="none" w:sz="0" w:space="0" w:color="auto" w:frame="1"/>
-          <w:lang w:eastAsia="en-IN"/>
-        </w:rPr>
-        <w:t xml:space="preserve">   </w:t>
-      </w:r>
-    </w:p>
-    <w:p>
-      <w:pPr>
-        <w:pStyle w:val="ListParagraph"/>
-        <w:numPr>
-          <w:ilvl w:val="0"/>
-          <w:numId w:val="33"/>
-        </w:numPr>
-        <w:jc w:val="both"/>
-        <w:rPr>
-          <w:rFonts w:ascii="Times New Roman" w:hAnsi="Times New Roman" w:cs="Times New Roman"/>
-          <w:sz w:val="24"/>
-          <w:szCs w:val="24"/>
-          <w:bdr w:val="none" w:sz="0" w:space="0" w:color="auto" w:frame="1"/>
-          <w:lang w:eastAsia="en-IN"/>
-        </w:rPr>
-      </w:pPr>
-      <w:r>
-        <w:rPr>
-          <w:rFonts w:ascii="Times New Roman" w:hAnsi="Times New Roman" w:cs="Times New Roman"/>
-          <w:sz w:val="24"/>
-          <w:szCs w:val="24"/>
-          <w:bdr w:val="none" w:sz="0" w:space="0" w:color="auto" w:frame="1"/>
-          <w:lang w:eastAsia="en-IN"/>
-        </w:rPr>
-        <w:t xml:space="preserve">Can </w:t>
-      </w:r>
-      <w:r>
-        <w:rPr>
-          <w:rFonts w:ascii="Times New Roman" w:hAnsi="Times New Roman" w:cs="Times New Roman"/>
-          <w:sz w:val="24"/>
-          <w:szCs w:val="24"/>
-          <w:bdr w:val="none" w:sz="0" w:space="0" w:color="auto" w:frame="1"/>
-          <w:lang w:eastAsia="en-IN"/>
-        </w:rPr>
-        <w:t>Registration</w:t>
-      </w:r>
-    </w:p>
-    <w:p>
-      <w:pPr>
-        <w:pStyle w:val="ListParagraph"/>
-        <w:numPr>
-          <w:ilvl w:val="0"/>
-          <w:numId w:val="33"/>
-        </w:numPr>
-        <w:jc w:val="both"/>
-        <w:rPr>
-          <w:rFonts w:ascii="Times New Roman" w:hAnsi="Times New Roman" w:cs="Times New Roman"/>
-          <w:sz w:val="24"/>
-          <w:szCs w:val="24"/>
-          <w:bdr w:val="none" w:sz="0" w:space="0" w:color="auto" w:frame="1"/>
-          <w:lang w:eastAsia="en-IN"/>
-        </w:rPr>
-      </w:pPr>
-      <w:r>
-        <w:rPr>
-          <w:rFonts w:ascii="Times New Roman" w:hAnsi="Times New Roman" w:cs="Times New Roman"/>
-          <w:sz w:val="24"/>
-          <w:szCs w:val="24"/>
-          <w:bdr w:val="none" w:sz="0" w:space="0" w:color="auto" w:frame="1"/>
-          <w:lang w:eastAsia="en-IN"/>
-        </w:rPr>
-        <w:t xml:space="preserve">Can </w:t>
-      </w:r>
-      <w:r>
-        <w:rPr>
-          <w:rFonts w:ascii="Times New Roman" w:hAnsi="Times New Roman" w:cs="Times New Roman"/>
-          <w:sz w:val="24"/>
-          <w:szCs w:val="24"/>
-          <w:bdr w:val="none" w:sz="0" w:space="0" w:color="auto" w:frame="1"/>
-          <w:lang w:eastAsia="en-IN"/>
-        </w:rPr>
-        <w:t>Login</w:t>
-      </w:r>
-    </w:p>
-    <w:p>
-      <w:pPr>
-        <w:pStyle w:val="ListParagraph"/>
-        <w:numPr>
-          <w:ilvl w:val="0"/>
-          <w:numId w:val="33"/>
-        </w:numPr>
-        <w:jc w:val="both"/>
-        <w:rPr>
-          <w:rFonts w:ascii="Times New Roman" w:hAnsi="Times New Roman" w:cs="Times New Roman"/>
-          <w:sz w:val="24"/>
-          <w:szCs w:val="24"/>
-          <w:bdr w:val="none" w:sz="0" w:space="0" w:color="auto" w:frame="1"/>
-          <w:lang w:eastAsia="en-IN"/>
-        </w:rPr>
-      </w:pPr>
-      <w:r>
-        <w:rPr>
-          <w:rFonts w:ascii="Times New Roman" w:hAnsi="Times New Roman" w:cs="Times New Roman"/>
-          <w:sz w:val="24"/>
-          <w:szCs w:val="24"/>
-          <w:bdr w:val="none" w:sz="0" w:space="0" w:color="auto" w:frame="1"/>
-          <w:lang w:eastAsia="en-IN"/>
-        </w:rPr>
-        <w:t xml:space="preserve">Can </w:t>
-      </w:r>
-      <w:r>
-        <w:rPr>
-          <w:rFonts w:ascii="Times New Roman" w:hAnsi="Times New Roman" w:cs="Times New Roman"/>
-          <w:sz w:val="24"/>
-          <w:szCs w:val="24"/>
-          <w:bdr w:val="none" w:sz="0" w:space="0" w:color="auto" w:frame="1"/>
-          <w:lang w:eastAsia="en-IN"/>
-        </w:rPr>
-        <w:t xml:space="preserve">View Profile </w:t>
-      </w:r>
-    </w:p>
-    <w:p>
-      <w:pPr>
-        <w:pStyle w:val="ListParagraph"/>
-        <w:numPr>
-          <w:ilvl w:val="0"/>
-          <w:numId w:val="33"/>
-        </w:numPr>
-        <w:jc w:val="both"/>
-        <w:rPr>
-          <w:rFonts w:ascii="Times New Roman" w:hAnsi="Times New Roman" w:cs="Times New Roman"/>
-          <w:sz w:val="24"/>
-          <w:szCs w:val="24"/>
-          <w:bdr w:val="none" w:sz="0" w:space="0" w:color="auto" w:frame="1"/>
-          <w:lang w:eastAsia="en-IN"/>
-        </w:rPr>
-      </w:pPr>
-      <w:r>
-        <w:rPr>
-          <w:rFonts w:ascii="Times New Roman" w:hAnsi="Times New Roman" w:cs="Times New Roman"/>
-          <w:sz w:val="24"/>
-          <w:szCs w:val="24"/>
-          <w:bdr w:val="none" w:sz="0" w:space="0" w:color="auto" w:frame="1"/>
-          <w:lang w:eastAsia="en-IN"/>
-        </w:rPr>
-        <w:t xml:space="preserve">Can </w:t>
-      </w:r>
-      <w:r>
-        <w:rPr>
-          <w:rFonts w:ascii="Times New Roman" w:hAnsi="Times New Roman" w:cs="Times New Roman"/>
-          <w:sz w:val="24"/>
-          <w:szCs w:val="24"/>
-          <w:bdr w:val="none" w:sz="0" w:space="0" w:color="auto" w:frame="1"/>
-          <w:lang w:eastAsia="en-IN"/>
-        </w:rPr>
-        <w:t>Modify Profile</w:t>
-      </w:r>
-    </w:p>
-    <w:p>
-      <w:pPr>
-        <w:pStyle w:val="ListParagraph"/>
-        <w:numPr>
-          <w:ilvl w:val="0"/>
-          <w:numId w:val="33"/>
-        </w:numPr>
-        <w:jc w:val="both"/>
-        <w:rPr>
-          <w:rFonts w:ascii="Times New Roman" w:hAnsi="Times New Roman" w:cs="Times New Roman"/>
-          <w:sz w:val="24"/>
-          <w:szCs w:val="24"/>
-          <w:bdr w:val="none" w:sz="0" w:space="0" w:color="auto" w:frame="1"/>
-          <w:lang w:eastAsia="en-IN"/>
-        </w:rPr>
-      </w:pPr>
-      <w:r>
-        <w:rPr>
-          <w:rFonts w:ascii="Times New Roman" w:hAnsi="Times New Roman" w:cs="Times New Roman"/>
-          <w:sz w:val="24"/>
-          <w:szCs w:val="24"/>
-          <w:bdr w:val="none" w:sz="0" w:space="0" w:color="auto" w:frame="1"/>
-          <w:lang w:eastAsia="en-IN"/>
-        </w:rPr>
-        <w:t xml:space="preserve">Can </w:t>
-      </w:r>
-      <w:r>
-        <w:rPr>
-          <w:rFonts w:ascii="Times New Roman" w:hAnsi="Times New Roman" w:cs="Times New Roman"/>
-          <w:sz w:val="24"/>
-          <w:szCs w:val="24"/>
-          <w:bdr w:val="none" w:sz="0" w:space="0" w:color="auto" w:frame="1"/>
-          <w:lang w:eastAsia="en-IN"/>
-        </w:rPr>
-        <w:t xml:space="preserve">Manage </w:t>
-      </w:r>
-      <w:r>
-        <w:rPr>
-          <w:rFonts w:ascii="Times New Roman" w:hAnsi="Times New Roman" w:cs="Times New Roman"/>
-          <w:sz w:val="24"/>
-          <w:szCs w:val="24"/>
-          <w:bdr w:val="none" w:sz="0" w:space="0" w:color="auto" w:frame="1"/>
-          <w:lang w:eastAsia="en-IN"/>
-        </w:rPr>
-        <w:t>Users</w:t>
-      </w:r>
-    </w:p>
-    <w:p>
-      <w:pPr>
-        <w:pStyle w:val="ListParagraph"/>
-        <w:numPr>
-          <w:ilvl w:val="0"/>
-          <w:numId w:val="33"/>
-        </w:numPr>
-        <w:jc w:val="both"/>
-        <w:rPr>
-          <w:rFonts w:ascii="Times New Roman" w:hAnsi="Times New Roman" w:cs="Times New Roman"/>
-          <w:sz w:val="24"/>
-          <w:szCs w:val="24"/>
-          <w:bdr w:val="none" w:sz="0" w:space="0" w:color="auto" w:frame="1"/>
-          <w:lang w:eastAsia="en-IN"/>
-        </w:rPr>
-      </w:pPr>
-      <w:r>
-        <w:rPr>
-          <w:rFonts w:ascii="Times New Roman" w:hAnsi="Times New Roman" w:cs="Times New Roman"/>
-          <w:sz w:val="24"/>
-          <w:szCs w:val="24"/>
-          <w:bdr w:val="none" w:sz="0" w:space="0" w:color="auto" w:frame="1"/>
-          <w:lang w:eastAsia="en-IN"/>
-        </w:rPr>
-        <w:t xml:space="preserve">Can </w:t>
-      </w:r>
-      <w:r>
-        <w:rPr>
-          <w:rFonts w:ascii="Times New Roman" w:hAnsi="Times New Roman" w:cs="Times New Roman"/>
-          <w:sz w:val="24"/>
-          <w:szCs w:val="24"/>
-          <w:bdr w:val="none" w:sz="0" w:space="0" w:color="auto" w:frame="1"/>
-          <w:lang w:eastAsia="en-IN"/>
-        </w:rPr>
-        <w:t>logout</w:t>
-      </w:r>
-    </w:p>
-    <w:p>
-      <w:pPr>
-        <w:jc w:val="both"/>
-        <w:rPr>
-          <w:rFonts w:ascii="Times New Roman" w:hAnsi="Times New Roman" w:cs="Times New Roman"/>
-          <w:sz w:val="24"/>
-          <w:szCs w:val="24"/>
-          <w:bdr w:val="none" w:sz="0" w:space="0" w:color="auto" w:frame="1"/>
-          <w:lang w:eastAsia="en-IN"/>
-        </w:rPr>
-      </w:pPr>
-      <w:r>
-        <w:rPr>
-          <w:rFonts w:ascii="Times New Roman" w:hAnsi="Times New Roman" w:cs="Times New Roman"/>
-          <w:sz w:val="24"/>
-          <w:szCs w:val="24"/>
-          <w:bdr w:val="none" w:sz="0" w:space="0" w:color="auto" w:frame="1"/>
-          <w:lang w:eastAsia="en-IN"/>
-        </w:rPr>
-        <w:t xml:space="preserve">                              </w:t>
-      </w:r>
-      <w:r>
-        <w:rPr>
-          <w:rFonts w:ascii="Times New Roman" w:hAnsi="Times New Roman" w:cs="Times New Roman"/>
-          <w:b/>
-          <w:bCs/>
-          <w:sz w:val="24"/>
-          <w:szCs w:val="24"/>
-          <w:bdr w:val="none" w:sz="0" w:space="0" w:color="auto" w:frame="1"/>
-          <w:lang w:eastAsia="en-IN"/>
-        </w:rPr>
-        <w:t>4.1.2</w:t>
-      </w:r>
-      <w:r>
-        <w:rPr>
-          <w:rFonts w:ascii="Times New Roman" w:hAnsi="Times New Roman" w:cs="Times New Roman"/>
-          <w:b/>
-          <w:bCs/>
-          <w:sz w:val="24"/>
-          <w:szCs w:val="24"/>
-          <w:bdr w:val="none" w:sz="0" w:space="0" w:color="auto" w:frame="1"/>
-          <w:lang w:eastAsia="en-IN"/>
-        </w:rPr>
-        <w:t xml:space="preserve"> Applicant</w:t>
+        <w:jc w:val="both"/>
+        <w:rPr>
+          <w:rFonts w:ascii="Times New Roman" w:hAnsi="Times New Roman" w:cs="Times New Roman"/>
+          <w:sz w:val="24"/>
+          <w:szCs w:val="24"/>
+          <w:bdr w:val="none" w:sz="0" w:space="0" w:color="auto" w:frame="1"/>
+          <w:lang w:eastAsia="en-IN"/>
+        </w:rPr>
+      </w:pPr>
+      <w:r>
+        <w:rPr>
+          <w:rFonts w:ascii="Times New Roman" w:hAnsi="Times New Roman" w:cs="Times New Roman"/>
+          <w:sz w:val="24"/>
+          <w:szCs w:val="24"/>
+          <w:bdr w:val="none" w:sz="0" w:space="0" w:color="auto" w:frame="1"/>
+          <w:lang w:eastAsia="en-IN"/>
+        </w:rPr>
+        <w:t xml:space="preserve">                             </w:t>
+      </w:r>
+      <w:r>
+        <w:rPr>
+          <w:rFonts w:ascii="Times New Roman" w:hAnsi="Times New Roman" w:cs="Times New Roman"/>
+          <w:b/>
+          <w:bCs/>
+          <w:sz w:val="24"/>
+          <w:szCs w:val="24"/>
+          <w:bdr w:val="none" w:sz="0" w:space="0" w:color="auto" w:frame="1"/>
+          <w:lang w:eastAsia="en-IN"/>
+        </w:rPr>
+        <w:t>1</w:t>
+      </w:r>
+      <w:r>
+        <w:rPr>
+          <w:rFonts w:ascii="Times New Roman" w:hAnsi="Times New Roman" w:cs="Times New Roman"/>
+          <w:sz w:val="24"/>
+          <w:szCs w:val="24"/>
+          <w:bdr w:val="none" w:sz="0" w:space="0" w:color="auto" w:frame="1"/>
+          <w:lang w:eastAsia="en-IN"/>
+        </w:rPr>
+        <w:t xml:space="preserve"> </w:t>
+      </w:r>
+      <w:r>
+        <w:rPr>
+          <w:rFonts w:ascii="Times New Roman" w:hAnsi="Times New Roman" w:cs="Times New Roman"/>
+          <w:b/>
+          <w:bCs/>
+          <w:sz w:val="24"/>
+          <w:szCs w:val="24"/>
+          <w:bdr w:val="none" w:sz="0" w:space="0" w:color="auto" w:frame="1"/>
+          <w:lang w:eastAsia="en-IN"/>
+        </w:rPr>
+        <w:t>Applicant</w:t>
       </w:r>
       <w:r>
         <w:rPr>
@@ -2643,25 +2351,47 @@
           <w:bdr w:val="none" w:sz="0" w:space="0" w:color="auto" w:frame="1"/>
           <w:lang w:eastAsia="en-IN"/>
         </w:rPr>
-        <w:t xml:space="preserve">                             </w:t>
-      </w:r>
-      <w:r>
-        <w:rPr>
-          <w:rFonts w:ascii="Times New Roman" w:hAnsi="Times New Roman" w:cs="Times New Roman"/>
-          <w:b/>
-          <w:bCs/>
-          <w:sz w:val="24"/>
-          <w:szCs w:val="24"/>
-          <w:bdr w:val="none" w:sz="0" w:space="0" w:color="auto" w:frame="1"/>
-          <w:lang w:eastAsia="en-IN"/>
-        </w:rPr>
-        <w:t>4.1.2</w:t>
-      </w:r>
-      <w:r>
-        <w:rPr>
-          <w:rFonts w:ascii="Times New Roman" w:hAnsi="Times New Roman" w:cs="Times New Roman"/>
-          <w:b/>
-          <w:bCs/>
+        <w:t xml:space="preserve">                            </w:t>
+      </w:r>
+      <w:r>
+        <w:rPr>
+          <w:rFonts w:ascii="Times New Roman" w:hAnsi="Times New Roman" w:cs="Times New Roman"/>
+          <w:b/>
+          <w:bCs/>
+          <w:sz w:val="24"/>
+          <w:szCs w:val="24"/>
+          <w:bdr w:val="none" w:sz="0" w:space="0" w:color="auto" w:frame="1"/>
+          <w:lang w:eastAsia="en-IN"/>
+        </w:rPr>
+        <w:t>2</w:t>
+      </w:r>
+      <w:r>
+        <w:rPr>
+          <w:rFonts w:ascii="Times New Roman" w:hAnsi="Times New Roman" w:cs="Times New Roman"/>
+          <w:b/>
+          <w:bCs/>
+          <w:sz w:val="24"/>
+          <w:szCs w:val="24"/>
+          <w:bdr w:val="none" w:sz="0" w:space="0" w:color="auto" w:frame="1"/>
+          <w:lang w:eastAsia="en-IN"/>
+        </w:rPr>
+        <w:t xml:space="preserve"> Recruiter</w:t>
+      </w:r>
+      <w:r>
+        <w:rPr>
+          <w:rFonts w:ascii="Times New Roman" w:hAnsi="Times New Roman" w:cs="Times New Roman"/>
+          <w:b/>
+          <w:bCs/>
+          <w:sz w:val="24"/>
+          <w:szCs w:val="24"/>
+          <w:bdr w:val="none" w:sz="0" w:space="0" w:color="auto" w:frame="1"/>
+          <w:lang w:eastAsia="en-IN"/>
+        </w:rPr>
+        <w:t>:</w:t>
+      </w:r>
+      <w:r>
+        <w:rPr>
+          <w:rFonts w:ascii="Times New Roman" w:hAnsi="Times New Roman" w:cs="Times New Roman"/>
           <w:sz w:val="24"/>
           <w:szCs w:val="24"/>
           <w:bdr w:val="none" w:sz="0" w:space="0" w:color="auto" w:frame="1"/>
@@ -2672,66 +2402,12 @@
       <w:r>
         <w:rPr>
           <w:rFonts w:ascii="Times New Roman" w:hAnsi="Times New Roman" w:cs="Times New Roman"/>
-          <w:b/>
-          <w:bCs/>
-          <w:sz w:val="24"/>
-          <w:szCs w:val="24"/>
-          <w:bdr w:val="none" w:sz="0" w:space="0" w:color="auto" w:frame="1"/>
-          <w:lang w:eastAsia="en-IN"/>
-        </w:rPr>
-        <w:t>Recruiter</w:t>
-      </w:r>
-      <w:r>
-        <w:rPr>
-          <w:rFonts w:ascii="Times New Roman" w:hAnsi="Times New Roman" w:cs="Times New Roman"/>
-          <w:b/>
-          <w:bCs/>
-          <w:sz w:val="24"/>
-          <w:szCs w:val="24"/>
-          <w:bdr w:val="none" w:sz="0" w:space="0" w:color="auto" w:frame="1"/>
-          <w:lang w:eastAsia="en-IN"/>
-        </w:rPr>
-        <w:t>:</w:t>
-      </w:r>
-      <w:r>
-        <w:rPr>
-          <w:rFonts w:ascii="Times New Roman" w:hAnsi="Times New Roman" w:cs="Times New Roman"/>
-          <w:sz w:val="24"/>
-          <w:szCs w:val="24"/>
-          <w:bdr w:val="none" w:sz="0" w:space="0" w:color="auto" w:frame="1"/>
-          <w:lang w:eastAsia="en-IN"/>
-        </w:rPr>
-        <w:t xml:space="preserve"> </w:t>
-      </w:r>
-      <w:r>
-        <w:rPr>
-          <w:rFonts w:ascii="Times New Roman" w:hAnsi="Times New Roman" w:cs="Times New Roman"/>
-          <w:sz w:val="24"/>
-          <w:szCs w:val="24"/>
-          <w:bdr w:val="none" w:sz="0" w:space="0" w:color="auto" w:frame="1"/>
-          <w:lang w:eastAsia="en-IN"/>
-        </w:rPr>
-        <w:t xml:space="preserve">In profile module </w:t>
-      </w:r>
-      <w:r>
-        <w:rPr>
-          <w:rFonts w:ascii="Times New Roman" w:hAnsi="Times New Roman" w:cs="Times New Roman"/>
-          <w:sz w:val="24"/>
-          <w:szCs w:val="24"/>
-          <w:bdr w:val="none" w:sz="0" w:space="0" w:color="auto" w:frame="1"/>
-          <w:lang w:eastAsia="en-IN"/>
-        </w:rPr>
-        <w:t>Recruiter</w:t>
-      </w:r>
-      <w:r>
-        <w:rPr>
-          <w:rFonts w:ascii="Times New Roman" w:hAnsi="Times New Roman" w:cs="Times New Roman"/>
-          <w:sz w:val="24"/>
-          <w:szCs w:val="24"/>
-          <w:bdr w:val="none" w:sz="0" w:space="0" w:color="auto" w:frame="1"/>
-          <w:lang w:eastAsia="en-IN"/>
-        </w:rPr>
-        <w:t xml:space="preserve"> </w:t>
+          <w:sz w:val="24"/>
+          <w:szCs w:val="24"/>
+          <w:bdr w:val="none" w:sz="0" w:space="0" w:color="auto" w:frame="1"/>
+          <w:lang w:eastAsia="en-IN"/>
+        </w:rPr>
+        <w:t xml:space="preserve">In profile module Recruiter </w:t>
       </w:r>
     </w:p>
     <w:p>
@@ -3399,6 +3075,7 @@
           <w:bdr w:val="none" w:sz="0" w:space="0" w:color="auto" w:frame="1"/>
           <w:lang w:eastAsia="en-IN"/>
         </w:rPr>
+        <w:lastRenderedPageBreak/>
         <w:t>4.3</w:t>
       </w:r>
       <w:r>
@@ -3754,8 +3431,34 @@
           <w:bdr w:val="none" w:sz="0" w:space="0" w:color="auto" w:frame="1"/>
           <w:lang w:eastAsia="en-IN"/>
         </w:rPr>
-        <w:t>4</w:t>
-      </w:r>
+        <w:t>4 Find-</w:t>
+      </w:r>
+      <w:proofErr w:type="gramStart"/>
+      <w:r>
+        <w:rPr>
+          <w:rFonts w:ascii="Times New Roman" w:hAnsi="Times New Roman" w:cs="Times New Roman"/>
+          <w:b/>
+          <w:bCs/>
+          <w:sz w:val="24"/>
+          <w:szCs w:val="24"/>
+          <w:bdr w:val="none" w:sz="0" w:space="0" w:color="auto" w:frame="1"/>
+          <w:lang w:eastAsia="en-IN"/>
+        </w:rPr>
+        <w:t xml:space="preserve">Job </w:t>
+      </w:r>
+      <w:r>
+        <w:rPr>
+          <w:rFonts w:ascii="Times New Roman" w:hAnsi="Times New Roman" w:cs="Times New Roman"/>
+          <w:b/>
+          <w:bCs/>
+          <w:sz w:val="24"/>
+          <w:szCs w:val="24"/>
+          <w:bdr w:val="none" w:sz="0" w:space="0" w:color="auto" w:frame="1"/>
+          <w:lang w:eastAsia="en-IN"/>
+        </w:rPr>
+        <w:t>:</w:t>
+      </w:r>
+      <w:proofErr w:type="gramEnd"/>
       <w:r>
         <w:rPr>
           <w:rFonts w:ascii="Times New Roman" w:hAnsi="Times New Roman" w:cs="Times New Roman"/>
@@ -3768,17 +3471,40 @@
         </w:rPr>
         <w:t xml:space="preserve"> </w:t>
       </w:r>
-      <w:r>
-        <w:rPr>
-          <w:rFonts w:ascii="Times New Roman" w:hAnsi="Times New Roman" w:cs="Times New Roman"/>
-          <w:b/>
-          <w:bCs/>
-          <w:sz w:val="24"/>
-          <w:szCs w:val="24"/>
-          <w:bdr w:val="none" w:sz="0" w:space="0" w:color="auto" w:frame="1"/>
-          <w:lang w:eastAsia="en-IN"/>
-        </w:rPr>
-        <w:t>Find-</w:t>
+    </w:p>
+    <w:p>
+      <w:pPr>
+        <w:spacing w:line="360" w:lineRule="auto"/>
+        <w:jc w:val="both"/>
+        <w:rPr>
+          <w:rFonts w:ascii="Times New Roman" w:hAnsi="Times New Roman" w:cs="Times New Roman"/>
+          <w:sz w:val="24"/>
+          <w:szCs w:val="24"/>
+          <w:bdr w:val="none" w:sz="0" w:space="0" w:color="auto" w:frame="1"/>
+          <w:lang w:eastAsia="en-IN"/>
+        </w:rPr>
+      </w:pPr>
+      <w:r>
+        <w:rPr>
+          <w:rFonts w:ascii="Times New Roman" w:hAnsi="Times New Roman" w:cs="Times New Roman"/>
+          <w:sz w:val="24"/>
+          <w:szCs w:val="24"/>
+          <w:bdr w:val="none" w:sz="0" w:space="0" w:color="auto" w:frame="1"/>
+          <w:lang w:eastAsia="en-IN"/>
+        </w:rPr>
+        <w:t xml:space="preserve">                             </w:t>
+      </w:r>
+      <w:r>
+        <w:rPr>
+          <w:rFonts w:ascii="Times New Roman" w:hAnsi="Times New Roman" w:cs="Times New Roman"/>
+          <w:b/>
+          <w:bCs/>
+          <w:sz w:val="24"/>
+          <w:szCs w:val="24"/>
+          <w:bdr w:val="none" w:sz="0" w:space="0" w:color="auto" w:frame="1"/>
+          <w:lang w:eastAsia="en-IN"/>
+        </w:rPr>
+        <w:t>4.3.1</w:t>
       </w:r>
       <w:proofErr w:type="gramStart"/>
       <w:r>
@@ -3791,13 +3517,12 @@
           <w:bdr w:val="none" w:sz="0" w:space="0" w:color="auto" w:frame="1"/>
           <w:lang w:eastAsia="en-IN"/>
         </w:rPr>
-        <w:t>Job</w:t>
-      </w:r>
-      <w:r>
-        <w:rPr>
-          <w:rFonts w:ascii="Times New Roman" w:hAnsi="Times New Roman" w:cs="Times New Roman"/>
-          <w:b/>
-          <w:bCs/>
+        <w:t>Applicant :</w:t>
+      </w:r>
+      <w:proofErr w:type="gramEnd"/>
+      <w:r>
+        <w:rPr>
+          <w:rFonts w:ascii="Times New Roman" w:hAnsi="Times New Roman" w:cs="Times New Roman"/>
           <w:sz w:val="24"/>
           <w:szCs w:val="24"/>
           <w:bdr w:val="none" w:sz="0" w:space="0" w:color="auto" w:frame="1"/>
@@ -3808,130 +3533,25 @@
       <w:r>
         <w:rPr>
           <w:rFonts w:ascii="Times New Roman" w:hAnsi="Times New Roman" w:cs="Times New Roman"/>
-          <w:b/>
-          <w:bCs/>
-          <w:sz w:val="24"/>
-          <w:szCs w:val="24"/>
-          <w:bdr w:val="none" w:sz="0" w:space="0" w:color="auto" w:frame="1"/>
-          <w:lang w:eastAsia="en-IN"/>
-        </w:rPr>
-        <w:t>:</w:t>
-      </w:r>
-      <w:proofErr w:type="gramEnd"/>
-      <w:r>
-        <w:rPr>
-          <w:rFonts w:ascii="Times New Roman" w:hAnsi="Times New Roman" w:cs="Times New Roman"/>
-          <w:b/>
-          <w:bCs/>
-          <w:sz w:val="24"/>
-          <w:szCs w:val="24"/>
-          <w:bdr w:val="none" w:sz="0" w:space="0" w:color="auto" w:frame="1"/>
-          <w:lang w:eastAsia="en-IN"/>
-        </w:rPr>
-        <w:t xml:space="preserve"> </w:t>
-      </w:r>
-    </w:p>
-    <w:p>
-      <w:pPr>
-        <w:spacing w:line="360" w:lineRule="auto"/>
-        <w:jc w:val="both"/>
-        <w:rPr>
-          <w:rFonts w:ascii="Times New Roman" w:hAnsi="Times New Roman" w:cs="Times New Roman"/>
-          <w:sz w:val="24"/>
-          <w:szCs w:val="24"/>
-          <w:bdr w:val="none" w:sz="0" w:space="0" w:color="auto" w:frame="1"/>
-          <w:lang w:eastAsia="en-IN"/>
-        </w:rPr>
-      </w:pPr>
-      <w:r>
-        <w:rPr>
-          <w:rFonts w:ascii="Times New Roman" w:hAnsi="Times New Roman" w:cs="Times New Roman"/>
-          <w:sz w:val="24"/>
-          <w:szCs w:val="24"/>
-          <w:bdr w:val="none" w:sz="0" w:space="0" w:color="auto" w:frame="1"/>
-          <w:lang w:eastAsia="en-IN"/>
-        </w:rPr>
-        <w:t xml:space="preserve">                             </w:t>
-      </w:r>
-      <w:r>
-        <w:rPr>
-          <w:rFonts w:ascii="Times New Roman" w:hAnsi="Times New Roman" w:cs="Times New Roman"/>
-          <w:b/>
-          <w:bCs/>
-          <w:sz w:val="24"/>
-          <w:szCs w:val="24"/>
-          <w:bdr w:val="none" w:sz="0" w:space="0" w:color="auto" w:frame="1"/>
-          <w:lang w:eastAsia="en-IN"/>
-        </w:rPr>
-        <w:t>4.3.1</w:t>
-      </w:r>
-      <w:proofErr w:type="gramStart"/>
-      <w:r>
-        <w:rPr>
-          <w:rFonts w:ascii="Times New Roman" w:hAnsi="Times New Roman" w:cs="Times New Roman"/>
-          <w:b/>
-          <w:bCs/>
-          <w:sz w:val="24"/>
-          <w:szCs w:val="24"/>
-          <w:bdr w:val="none" w:sz="0" w:space="0" w:color="auto" w:frame="1"/>
-          <w:lang w:eastAsia="en-IN"/>
-        </w:rPr>
-        <w:t>Applicant :</w:t>
-      </w:r>
-      <w:proofErr w:type="gramEnd"/>
-      <w:r>
-        <w:rPr>
-          <w:rFonts w:ascii="Times New Roman" w:hAnsi="Times New Roman" w:cs="Times New Roman"/>
-          <w:sz w:val="24"/>
-          <w:szCs w:val="24"/>
-          <w:bdr w:val="none" w:sz="0" w:space="0" w:color="auto" w:frame="1"/>
-          <w:lang w:eastAsia="en-IN"/>
-        </w:rPr>
-        <w:t xml:space="preserve"> </w:t>
-      </w:r>
-      <w:r>
-        <w:rPr>
-          <w:rFonts w:ascii="Times New Roman" w:hAnsi="Times New Roman" w:cs="Times New Roman"/>
-          <w:sz w:val="24"/>
-          <w:szCs w:val="24"/>
-          <w:bdr w:val="none" w:sz="0" w:space="0" w:color="auto" w:frame="1"/>
-          <w:lang w:eastAsia="en-IN"/>
-        </w:rPr>
-        <w:t xml:space="preserve">In </w:t>
-      </w:r>
-      <w:r>
-        <w:rPr>
-          <w:rFonts w:ascii="Times New Roman" w:hAnsi="Times New Roman" w:cs="Times New Roman"/>
-          <w:sz w:val="24"/>
-          <w:szCs w:val="24"/>
-          <w:bdr w:val="none" w:sz="0" w:space="0" w:color="auto" w:frame="1"/>
-          <w:lang w:eastAsia="en-IN"/>
-        </w:rPr>
-        <w:t>Find Job</w:t>
-      </w:r>
-      <w:r>
-        <w:rPr>
-          <w:rFonts w:ascii="Times New Roman" w:hAnsi="Times New Roman" w:cs="Times New Roman"/>
-          <w:sz w:val="24"/>
-          <w:szCs w:val="24"/>
-          <w:bdr w:val="none" w:sz="0" w:space="0" w:color="auto" w:frame="1"/>
-          <w:lang w:eastAsia="en-IN"/>
-        </w:rPr>
-        <w:t xml:space="preserve"> module Applicant</w:t>
-      </w:r>
-    </w:p>
-    <w:p>
-      <w:pPr>
-        <w:spacing w:line="360" w:lineRule="auto"/>
-        <w:jc w:val="both"/>
-        <w:rPr>
-          <w:rFonts w:ascii="Times New Roman" w:hAnsi="Times New Roman" w:cs="Times New Roman"/>
-          <w:sz w:val="24"/>
-          <w:szCs w:val="24"/>
-          <w:bdr w:val="none" w:sz="0" w:space="0" w:color="auto" w:frame="1"/>
-          <w:lang w:eastAsia="en-IN"/>
-        </w:rPr>
-      </w:pPr>
+          <w:sz w:val="24"/>
+          <w:szCs w:val="24"/>
+          <w:bdr w:val="none" w:sz="0" w:space="0" w:color="auto" w:frame="1"/>
+          <w:lang w:eastAsia="en-IN"/>
+        </w:rPr>
+        <w:t xml:space="preserve">In Find Job module </w:t>
+      </w:r>
+      <w:proofErr w:type="spellStart"/>
+      <w:r>
+        <w:rPr>
+          <w:rFonts w:ascii="Times New Roman" w:hAnsi="Times New Roman" w:cs="Times New Roman"/>
+          <w:sz w:val="24"/>
+          <w:szCs w:val="24"/>
+          <w:bdr w:val="none" w:sz="0" w:space="0" w:color="auto" w:frame="1"/>
+          <w:lang w:eastAsia="en-IN"/>
+        </w:rPr>
+        <w:t>Applican</w:t>
+      </w:r>
+      <w:proofErr w:type="spellEnd"/>
     </w:p>
     <w:p>
       <w:pPr>
@@ -4138,8 +3758,34 @@
           <w:bdr w:val="none" w:sz="0" w:space="0" w:color="auto" w:frame="1"/>
           <w:lang w:eastAsia="en-IN"/>
         </w:rPr>
-        <w:t>5</w:t>
-      </w:r>
+        <w:t>5 Talent-</w:t>
+      </w:r>
+      <w:proofErr w:type="gramStart"/>
+      <w:r>
+        <w:rPr>
+          <w:rFonts w:ascii="Times New Roman" w:hAnsi="Times New Roman" w:cs="Times New Roman"/>
+          <w:b/>
+          <w:bCs/>
+          <w:sz w:val="24"/>
+          <w:szCs w:val="24"/>
+          <w:bdr w:val="none" w:sz="0" w:space="0" w:color="auto" w:frame="1"/>
+          <w:lang w:eastAsia="en-IN"/>
+        </w:rPr>
+        <w:t xml:space="preserve">Match </w:t>
+      </w:r>
+      <w:r>
+        <w:rPr>
+          <w:rFonts w:ascii="Times New Roman" w:hAnsi="Times New Roman" w:cs="Times New Roman"/>
+          <w:b/>
+          <w:bCs/>
+          <w:sz w:val="24"/>
+          <w:szCs w:val="24"/>
+          <w:bdr w:val="none" w:sz="0" w:space="0" w:color="auto" w:frame="1"/>
+          <w:lang w:eastAsia="en-IN"/>
+        </w:rPr>
+        <w:t>:</w:t>
+      </w:r>
+      <w:proofErr w:type="gramEnd"/>
       <w:r>
         <w:rPr>
           <w:rFonts w:ascii="Times New Roman" w:hAnsi="Times New Roman" w:cs="Times New Roman"/>
@@ -4152,17 +3798,52 @@
         </w:rPr>
         <w:t xml:space="preserve"> </w:t>
       </w:r>
-      <w:r>
-        <w:rPr>
-          <w:rFonts w:ascii="Times New Roman" w:hAnsi="Times New Roman" w:cs="Times New Roman"/>
-          <w:b/>
-          <w:bCs/>
-          <w:sz w:val="24"/>
-          <w:szCs w:val="24"/>
-          <w:bdr w:val="none" w:sz="0" w:space="0" w:color="auto" w:frame="1"/>
-          <w:lang w:eastAsia="en-IN"/>
-        </w:rPr>
-        <w:t>Talent-</w:t>
+    </w:p>
+    <w:p>
+      <w:pPr>
+        <w:spacing w:line="360" w:lineRule="auto"/>
+        <w:jc w:val="both"/>
+        <w:rPr>
+          <w:rFonts w:ascii="Times New Roman" w:hAnsi="Times New Roman" w:cs="Times New Roman"/>
+          <w:sz w:val="24"/>
+          <w:szCs w:val="24"/>
+          <w:bdr w:val="none" w:sz="0" w:space="0" w:color="auto" w:frame="1"/>
+          <w:lang w:eastAsia="en-IN"/>
+        </w:rPr>
+      </w:pPr>
+      <w:r>
+        <w:rPr>
+          <w:rFonts w:ascii="Times New Roman" w:hAnsi="Times New Roman" w:cs="Times New Roman"/>
+          <w:sz w:val="24"/>
+          <w:szCs w:val="24"/>
+          <w:bdr w:val="none" w:sz="0" w:space="0" w:color="auto" w:frame="1"/>
+          <w:lang w:eastAsia="en-IN"/>
+        </w:rPr>
+        <w:t xml:space="preserve">                             </w:t>
+      </w:r>
+      <w:r>
+        <w:rPr>
+          <w:rFonts w:ascii="Times New Roman" w:hAnsi="Times New Roman" w:cs="Times New Roman"/>
+          <w:b/>
+          <w:bCs/>
+          <w:sz w:val="24"/>
+          <w:szCs w:val="24"/>
+          <w:bdr w:val="none" w:sz="0" w:space="0" w:color="auto" w:frame="1"/>
+          <w:lang w:eastAsia="en-IN"/>
+        </w:rPr>
+        <w:t>4.3.1</w:t>
+      </w:r>
+      <w:r>
+        <w:rPr>
+          <w:rFonts w:ascii="Times New Roman" w:hAnsi="Times New Roman" w:cs="Times New Roman"/>
+          <w:b/>
+          <w:bCs/>
+          <w:sz w:val="24"/>
+          <w:szCs w:val="24"/>
+          <w:bdr w:val="none" w:sz="0" w:space="0" w:color="auto" w:frame="1"/>
+          <w:lang w:eastAsia="en-IN"/>
+        </w:rPr>
+        <w:t xml:space="preserve"> </w:t>
       </w:r>
       <w:proofErr w:type="gramStart"/>
       <w:r>
@@ -4175,13 +3856,12 @@
           <w:bdr w:val="none" w:sz="0" w:space="0" w:color="auto" w:frame="1"/>
           <w:lang w:eastAsia="en-IN"/>
         </w:rPr>
-        <w:t>Match</w:t>
-      </w:r>
-      <w:r>
-        <w:rPr>
-          <w:rFonts w:ascii="Times New Roman" w:hAnsi="Times New Roman" w:cs="Times New Roman"/>
-          <w:b/>
-          <w:bCs/>
+        <w:t>Recruiter :</w:t>
+      </w:r>
+      <w:proofErr w:type="gramEnd"/>
+      <w:r>
+        <w:rPr>
+          <w:rFonts w:ascii="Times New Roman" w:hAnsi="Times New Roman" w:cs="Times New Roman"/>
           <w:sz w:val="24"/>
           <w:szCs w:val="24"/>
           <w:bdr w:val="none" w:sz="0" w:space="0" w:color="auto" w:frame="1"/>
@@ -4192,130 +3872,12 @@
       <w:r>
         <w:rPr>
           <w:rFonts w:ascii="Times New Roman" w:hAnsi="Times New Roman" w:cs="Times New Roman"/>
-          <w:b/>
-          <w:bCs/>
-          <w:sz w:val="24"/>
-          <w:szCs w:val="24"/>
-          <w:bdr w:val="none" w:sz="0" w:space="0" w:color="auto" w:frame="1"/>
-          <w:lang w:eastAsia="en-IN"/>
-        </w:rPr>
-        <w:t>:</w:t>
-      </w:r>
-      <w:proofErr w:type="gramEnd"/>
-      <w:r>
-        <w:rPr>
-          <w:rFonts w:ascii="Times New Roman" w:hAnsi="Times New Roman" w:cs="Times New Roman"/>
-          <w:b/>
-          <w:bCs/>
-          <w:sz w:val="24"/>
-          <w:szCs w:val="24"/>
-          <w:bdr w:val="none" w:sz="0" w:space="0" w:color="auto" w:frame="1"/>
-          <w:lang w:eastAsia="en-IN"/>
-        </w:rPr>
-        <w:t xml:space="preserve"> </w:t>
-      </w:r>
-    </w:p>
-    <w:p>
-      <w:pPr>
-        <w:spacing w:line="360" w:lineRule="auto"/>
-        <w:jc w:val="both"/>
-        <w:rPr>
-          <w:rFonts w:ascii="Times New Roman" w:hAnsi="Times New Roman" w:cs="Times New Roman"/>
-          <w:sz w:val="24"/>
-          <w:szCs w:val="24"/>
-          <w:bdr w:val="none" w:sz="0" w:space="0" w:color="auto" w:frame="1"/>
-          <w:lang w:eastAsia="en-IN"/>
-        </w:rPr>
-      </w:pPr>
-      <w:r>
-        <w:rPr>
-          <w:rFonts w:ascii="Times New Roman" w:hAnsi="Times New Roman" w:cs="Times New Roman"/>
-          <w:sz w:val="24"/>
-          <w:szCs w:val="24"/>
-          <w:bdr w:val="none" w:sz="0" w:space="0" w:color="auto" w:frame="1"/>
-          <w:lang w:eastAsia="en-IN"/>
-        </w:rPr>
-        <w:t xml:space="preserve">                             </w:t>
-      </w:r>
-      <w:r>
-        <w:rPr>
-          <w:rFonts w:ascii="Times New Roman" w:hAnsi="Times New Roman" w:cs="Times New Roman"/>
-          <w:b/>
-          <w:bCs/>
-          <w:sz w:val="24"/>
-          <w:szCs w:val="24"/>
-          <w:bdr w:val="none" w:sz="0" w:space="0" w:color="auto" w:frame="1"/>
-          <w:lang w:eastAsia="en-IN"/>
-        </w:rPr>
-        <w:t>4.3.1</w:t>
-      </w:r>
-      <w:r>
-        <w:rPr>
-          <w:rFonts w:ascii="Times New Roman" w:hAnsi="Times New Roman" w:cs="Times New Roman"/>
-          <w:b/>
-          <w:bCs/>
-          <w:sz w:val="24"/>
-          <w:szCs w:val="24"/>
-          <w:bdr w:val="none" w:sz="0" w:space="0" w:color="auto" w:frame="1"/>
-          <w:lang w:eastAsia="en-IN"/>
-        </w:rPr>
-        <w:t xml:space="preserve"> </w:t>
-      </w:r>
-      <w:proofErr w:type="gramStart"/>
-      <w:r>
-        <w:rPr>
-          <w:rFonts w:ascii="Times New Roman" w:hAnsi="Times New Roman" w:cs="Times New Roman"/>
-          <w:b/>
-          <w:bCs/>
-          <w:sz w:val="24"/>
-          <w:szCs w:val="24"/>
-          <w:bdr w:val="none" w:sz="0" w:space="0" w:color="auto" w:frame="1"/>
-          <w:lang w:eastAsia="en-IN"/>
-        </w:rPr>
-        <w:t>Recruiter</w:t>
-      </w:r>
-      <w:r>
-        <w:rPr>
-          <w:rFonts w:ascii="Times New Roman" w:hAnsi="Times New Roman" w:cs="Times New Roman"/>
-          <w:b/>
-          <w:bCs/>
-          <w:sz w:val="24"/>
-          <w:szCs w:val="24"/>
-          <w:bdr w:val="none" w:sz="0" w:space="0" w:color="auto" w:frame="1"/>
-          <w:lang w:eastAsia="en-IN"/>
-        </w:rPr>
-        <w:t xml:space="preserve"> :</w:t>
-      </w:r>
-      <w:proofErr w:type="gramEnd"/>
-      <w:r>
-        <w:rPr>
-          <w:rFonts w:ascii="Times New Roman" w:hAnsi="Times New Roman" w:cs="Times New Roman"/>
-          <w:sz w:val="24"/>
-          <w:szCs w:val="24"/>
-          <w:bdr w:val="none" w:sz="0" w:space="0" w:color="auto" w:frame="1"/>
-          <w:lang w:eastAsia="en-IN"/>
-        </w:rPr>
-        <w:t xml:space="preserve"> </w:t>
-      </w:r>
-      <w:r>
-        <w:rPr>
-          <w:rFonts w:ascii="Times New Roman" w:hAnsi="Times New Roman" w:cs="Times New Roman"/>
-          <w:sz w:val="24"/>
-          <w:szCs w:val="24"/>
-          <w:bdr w:val="none" w:sz="0" w:space="0" w:color="auto" w:frame="1"/>
-          <w:lang w:eastAsia="en-IN"/>
-        </w:rPr>
-        <w:t xml:space="preserve">In Find </w:t>
-      </w:r>
-      <w:r>
-        <w:rPr>
-          <w:rFonts w:ascii="Times New Roman" w:hAnsi="Times New Roman" w:cs="Times New Roman"/>
-          <w:sz w:val="24"/>
-          <w:szCs w:val="24"/>
-          <w:bdr w:val="none" w:sz="0" w:space="0" w:color="auto" w:frame="1"/>
-          <w:lang w:eastAsia="en-IN"/>
-        </w:rPr>
-        <w:t xml:space="preserve">Talent-Match </w:t>
+          <w:sz w:val="24"/>
+          <w:szCs w:val="24"/>
+          <w:bdr w:val="none" w:sz="0" w:space="0" w:color="auto" w:frame="1"/>
+          <w:lang w:eastAsia="en-IN"/>
+        </w:rPr>
+        <w:t xml:space="preserve">In Find Talent-Match </w:t>
       </w:r>
       <w:r>
         <w:rPr>
@@ -4337,19 +3899,6 @@
         </w:rPr>
         <w:t xml:space="preserve">Recruiter </w:t>
       </w:r>
-    </w:p>
-    <w:p>
-      <w:pPr>
-        <w:spacing w:line="360" w:lineRule="auto"/>
-        <w:jc w:val="both"/>
-        <w:rPr>
-          <w:rFonts w:ascii="Times New Roman" w:hAnsi="Times New Roman" w:cs="Times New Roman"/>
-          <w:sz w:val="24"/>
-          <w:szCs w:val="24"/>
-          <w:bdr w:val="none" w:sz="0" w:space="0" w:color="auto" w:frame="1"/>
-          <w:lang w:eastAsia="en-IN"/>
-        </w:rPr>
-      </w:pPr>
     </w:p>
     <w:p>
       <w:pPr>
@@ -4386,17 +3935,7 @@
           <w:bdr w:val="none" w:sz="0" w:space="0" w:color="auto" w:frame="1"/>
           <w:lang w:eastAsia="en-IN"/>
         </w:rPr>
-        <w:t>Find Applicant</w:t>
-      </w:r>
-      <w:r>
-        <w:rPr>
-          <w:rFonts w:ascii="Times New Roman" w:hAnsi="Times New Roman" w:cs="Times New Roman"/>
-          <w:sz w:val="24"/>
-          <w:szCs w:val="24"/>
-          <w:bdr w:val="none" w:sz="0" w:space="0" w:color="auto" w:frame="1"/>
-          <w:lang w:eastAsia="en-IN"/>
-        </w:rPr>
-        <w:t xml:space="preserve"> </w:t>
+        <w:t xml:space="preserve">Find Applicant </w:t>
       </w:r>
     </w:p>
     <w:p>
@@ -4424,17 +3963,7 @@
           <w:bdr w:val="none" w:sz="0" w:space="0" w:color="auto" w:frame="1"/>
           <w:lang w:eastAsia="en-IN"/>
         </w:rPr>
-        <w:t xml:space="preserve">Can View </w:t>
-      </w:r>
-      <w:r>
-        <w:rPr>
-          <w:rFonts w:ascii="Times New Roman" w:hAnsi="Times New Roman" w:cs="Times New Roman"/>
-          <w:sz w:val="24"/>
-          <w:szCs w:val="24"/>
-          <w:bdr w:val="none" w:sz="0" w:space="0" w:color="auto" w:frame="1"/>
-          <w:lang w:eastAsia="en-IN"/>
-        </w:rPr>
-        <w:t>Applicant Profile</w:t>
+        <w:t>Can View Applicant Profile</w:t>
       </w:r>
     </w:p>
     <w:p>
@@ -4859,6 +4388,7 @@
           <w:bdr w:val="none" w:sz="0" w:space="0" w:color="auto" w:frame="1"/>
           <w:lang w:eastAsia="en-IN"/>
         </w:rPr>
+        <w:lastRenderedPageBreak/>
         <w:t>4.</w:t>
       </w:r>
       <w:r>
@@ -4871,32 +4401,34 @@
           <w:bdr w:val="none" w:sz="0" w:space="0" w:color="auto" w:frame="1"/>
           <w:lang w:eastAsia="en-IN"/>
         </w:rPr>
-        <w:t>7</w:t>
-      </w:r>
-      <w:r>
-        <w:rPr>
-          <w:rFonts w:ascii="Times New Roman" w:hAnsi="Times New Roman" w:cs="Times New Roman"/>
-          <w:b/>
-          <w:bCs/>
-          <w:sz w:val="24"/>
-          <w:szCs w:val="24"/>
-          <w:bdr w:val="none" w:sz="0" w:space="0" w:color="auto" w:frame="1"/>
-          <w:lang w:eastAsia="en-IN"/>
-        </w:rPr>
-        <w:t xml:space="preserve"> Post</w:t>
-      </w:r>
-      <w:r>
-        <w:rPr>
-          <w:rFonts w:ascii="Times New Roman" w:hAnsi="Times New Roman" w:cs="Times New Roman"/>
-          <w:b/>
-          <w:bCs/>
-          <w:sz w:val="24"/>
-          <w:szCs w:val="24"/>
-          <w:bdr w:val="none" w:sz="0" w:space="0" w:color="auto" w:frame="1"/>
-          <w:lang w:eastAsia="en-IN"/>
-        </w:rPr>
-        <w:t>ed</w:t>
-      </w:r>
+        <w:t xml:space="preserve">7 Posted </w:t>
+      </w:r>
+      <w:proofErr w:type="gramStart"/>
+      <w:r>
+        <w:rPr>
+          <w:rFonts w:ascii="Times New Roman" w:hAnsi="Times New Roman" w:cs="Times New Roman"/>
+          <w:b/>
+          <w:bCs/>
+          <w:sz w:val="24"/>
+          <w:szCs w:val="24"/>
+          <w:bdr w:val="none" w:sz="0" w:space="0" w:color="auto" w:frame="1"/>
+          <w:lang w:eastAsia="en-IN"/>
+        </w:rPr>
+        <w:t xml:space="preserve">Job </w:t>
+      </w:r>
+      <w:r>
+        <w:rPr>
+          <w:rFonts w:ascii="Times New Roman" w:hAnsi="Times New Roman" w:cs="Times New Roman"/>
+          <w:b/>
+          <w:bCs/>
+          <w:sz w:val="24"/>
+          <w:szCs w:val="24"/>
+          <w:bdr w:val="none" w:sz="0" w:space="0" w:color="auto" w:frame="1"/>
+          <w:lang w:eastAsia="en-IN"/>
+        </w:rPr>
+        <w:t>:</w:t>
+      </w:r>
+      <w:proofErr w:type="gramEnd"/>
       <w:r>
         <w:rPr>
           <w:rFonts w:ascii="Times New Roman" w:hAnsi="Times New Roman" w:cs="Times New Roman"/>
@@ -4909,6 +4441,53 @@
         </w:rPr>
         <w:t xml:space="preserve"> </w:t>
       </w:r>
+    </w:p>
+    <w:p>
+      <w:pPr>
+        <w:spacing w:line="360" w:lineRule="auto"/>
+        <w:jc w:val="both"/>
+        <w:rPr>
+          <w:rFonts w:ascii="Times New Roman" w:hAnsi="Times New Roman" w:cs="Times New Roman"/>
+          <w:sz w:val="24"/>
+          <w:szCs w:val="24"/>
+          <w:bdr w:val="none" w:sz="0" w:space="0" w:color="auto" w:frame="1"/>
+          <w:lang w:eastAsia="en-IN"/>
+        </w:rPr>
+      </w:pPr>
+      <w:r>
+        <w:rPr>
+          <w:rFonts w:ascii="Times New Roman" w:hAnsi="Times New Roman" w:cs="Times New Roman"/>
+          <w:sz w:val="24"/>
+          <w:szCs w:val="24"/>
+          <w:bdr w:val="none" w:sz="0" w:space="0" w:color="auto" w:frame="1"/>
+          <w:lang w:eastAsia="en-IN"/>
+        </w:rPr>
+        <w:t xml:space="preserve">                             </w:t>
+      </w:r>
+      <w:r>
+        <w:rPr>
+          <w:rFonts w:ascii="Times New Roman" w:hAnsi="Times New Roman" w:cs="Times New Roman"/>
+          <w:b/>
+          <w:bCs/>
+          <w:sz w:val="24"/>
+          <w:szCs w:val="24"/>
+          <w:bdr w:val="none" w:sz="0" w:space="0" w:color="auto" w:frame="1"/>
+          <w:lang w:eastAsia="en-IN"/>
+        </w:rPr>
+        <w:t>4.3.1</w:t>
+      </w:r>
+      <w:r>
+        <w:rPr>
+          <w:rFonts w:ascii="Times New Roman" w:hAnsi="Times New Roman" w:cs="Times New Roman"/>
+          <w:b/>
+          <w:bCs/>
+          <w:sz w:val="24"/>
+          <w:szCs w:val="24"/>
+          <w:bdr w:val="none" w:sz="0" w:space="0" w:color="auto" w:frame="1"/>
+          <w:lang w:eastAsia="en-IN"/>
+        </w:rPr>
+        <w:t xml:space="preserve"> </w:t>
+      </w:r>
       <w:proofErr w:type="gramStart"/>
       <w:r>
         <w:rPr>
@@ -4920,26 +4499,12 @@
           <w:bdr w:val="none" w:sz="0" w:space="0" w:color="auto" w:frame="1"/>
           <w:lang w:eastAsia="en-IN"/>
         </w:rPr>
-        <w:t xml:space="preserve">Job </w:t>
-      </w:r>
-      <w:r>
-        <w:rPr>
-          <w:rFonts w:ascii="Times New Roman" w:hAnsi="Times New Roman" w:cs="Times New Roman"/>
-          <w:b/>
-          <w:bCs/>
-          <w:sz w:val="24"/>
-          <w:szCs w:val="24"/>
-          <w:bdr w:val="none" w:sz="0" w:space="0" w:color="auto" w:frame="1"/>
-          <w:lang w:eastAsia="en-IN"/>
-        </w:rPr>
-        <w:t>:</w:t>
+        <w:t>Recruiter :</w:t>
       </w:r>
       <w:proofErr w:type="gramEnd"/>
       <w:r>
         <w:rPr>
           <w:rFonts w:ascii="Times New Roman" w:hAnsi="Times New Roman" w:cs="Times New Roman"/>
-          <w:b/>
-          <w:bCs/>
           <w:sz w:val="24"/>
           <w:szCs w:val="24"/>
           <w:bdr w:val="none" w:sz="0" w:space="0" w:color="auto" w:frame="1"/>
@@ -4947,106 +4512,15 @@
         </w:rPr>
         <w:t xml:space="preserve"> </w:t>
       </w:r>
-    </w:p>
-    <w:p>
-      <w:pPr>
-        <w:spacing w:line="360" w:lineRule="auto"/>
-        <w:jc w:val="both"/>
-        <w:rPr>
-          <w:rFonts w:ascii="Times New Roman" w:hAnsi="Times New Roman" w:cs="Times New Roman"/>
-          <w:sz w:val="24"/>
-          <w:szCs w:val="24"/>
-          <w:bdr w:val="none" w:sz="0" w:space="0" w:color="auto" w:frame="1"/>
-          <w:lang w:eastAsia="en-IN"/>
-        </w:rPr>
-      </w:pPr>
-      <w:r>
-        <w:rPr>
-          <w:rFonts w:ascii="Times New Roman" w:hAnsi="Times New Roman" w:cs="Times New Roman"/>
-          <w:sz w:val="24"/>
-          <w:szCs w:val="24"/>
-          <w:bdr w:val="none" w:sz="0" w:space="0" w:color="auto" w:frame="1"/>
-          <w:lang w:eastAsia="en-IN"/>
-        </w:rPr>
-        <w:t xml:space="preserve">                             </w:t>
-      </w:r>
-      <w:r>
-        <w:rPr>
-          <w:rFonts w:ascii="Times New Roman" w:hAnsi="Times New Roman" w:cs="Times New Roman"/>
-          <w:b/>
-          <w:bCs/>
-          <w:sz w:val="24"/>
-          <w:szCs w:val="24"/>
-          <w:bdr w:val="none" w:sz="0" w:space="0" w:color="auto" w:frame="1"/>
-          <w:lang w:eastAsia="en-IN"/>
-        </w:rPr>
-        <w:t>4.3.1</w:t>
-      </w:r>
-      <w:r>
-        <w:rPr>
-          <w:rFonts w:ascii="Times New Roman" w:hAnsi="Times New Roman" w:cs="Times New Roman"/>
-          <w:b/>
-          <w:bCs/>
-          <w:sz w:val="24"/>
-          <w:szCs w:val="24"/>
-          <w:bdr w:val="none" w:sz="0" w:space="0" w:color="auto" w:frame="1"/>
-          <w:lang w:eastAsia="en-IN"/>
-        </w:rPr>
-        <w:t xml:space="preserve"> </w:t>
-      </w:r>
-      <w:proofErr w:type="gramStart"/>
-      <w:r>
-        <w:rPr>
-          <w:rFonts w:ascii="Times New Roman" w:hAnsi="Times New Roman" w:cs="Times New Roman"/>
-          <w:b/>
-          <w:bCs/>
-          <w:sz w:val="24"/>
-          <w:szCs w:val="24"/>
-          <w:bdr w:val="none" w:sz="0" w:space="0" w:color="auto" w:frame="1"/>
-          <w:lang w:eastAsia="en-IN"/>
-        </w:rPr>
-        <w:t>Recruiter :</w:t>
-      </w:r>
-      <w:proofErr w:type="gramEnd"/>
-      <w:r>
-        <w:rPr>
-          <w:rFonts w:ascii="Times New Roman" w:hAnsi="Times New Roman" w:cs="Times New Roman"/>
-          <w:sz w:val="24"/>
-          <w:szCs w:val="24"/>
-          <w:bdr w:val="none" w:sz="0" w:space="0" w:color="auto" w:frame="1"/>
-          <w:lang w:eastAsia="en-IN"/>
-        </w:rPr>
-        <w:t xml:space="preserve"> </w:t>
-      </w:r>
-      <w:r>
-        <w:rPr>
-          <w:rFonts w:ascii="Times New Roman" w:hAnsi="Times New Roman" w:cs="Times New Roman"/>
-          <w:sz w:val="24"/>
-          <w:szCs w:val="24"/>
-          <w:bdr w:val="none" w:sz="0" w:space="0" w:color="auto" w:frame="1"/>
-          <w:lang w:eastAsia="en-IN"/>
-        </w:rPr>
-        <w:t>In Post</w:t>
-      </w:r>
-      <w:r>
-        <w:rPr>
-          <w:rFonts w:ascii="Times New Roman" w:hAnsi="Times New Roman" w:cs="Times New Roman"/>
-          <w:sz w:val="24"/>
-          <w:szCs w:val="24"/>
-          <w:bdr w:val="none" w:sz="0" w:space="0" w:color="auto" w:frame="1"/>
-          <w:lang w:eastAsia="en-IN"/>
-        </w:rPr>
-        <w:t>ed</w:t>
-      </w:r>
-      <w:r>
-        <w:rPr>
-          <w:rFonts w:ascii="Times New Roman" w:hAnsi="Times New Roman" w:cs="Times New Roman"/>
-          <w:sz w:val="24"/>
-          <w:szCs w:val="24"/>
-          <w:bdr w:val="none" w:sz="0" w:space="0" w:color="auto" w:frame="1"/>
-          <w:lang w:eastAsia="en-IN"/>
-        </w:rPr>
-        <w:t xml:space="preserve"> Job Module  Recruiter </w:t>
+      <w:r>
+        <w:rPr>
+          <w:rFonts w:ascii="Times New Roman" w:hAnsi="Times New Roman" w:cs="Times New Roman"/>
+          <w:sz w:val="24"/>
+          <w:szCs w:val="24"/>
+          <w:bdr w:val="none" w:sz="0" w:space="0" w:color="auto" w:frame="1"/>
+          <w:lang w:eastAsia="en-IN"/>
+        </w:rPr>
+        <w:t xml:space="preserve">In Posted Job Module  Recruiter </w:t>
       </w:r>
     </w:p>
     <w:p>
@@ -5097,17 +4571,7 @@
           <w:bdr w:val="none" w:sz="0" w:space="0" w:color="auto" w:frame="1"/>
           <w:lang w:eastAsia="en-IN"/>
         </w:rPr>
-        <w:t>View all Posted Job</w:t>
-      </w:r>
-      <w:r>
-        <w:rPr>
-          <w:rFonts w:ascii="Times New Roman" w:hAnsi="Times New Roman" w:cs="Times New Roman"/>
-          <w:sz w:val="24"/>
-          <w:szCs w:val="24"/>
-          <w:bdr w:val="none" w:sz="0" w:space="0" w:color="auto" w:frame="1"/>
-          <w:lang w:eastAsia="en-IN"/>
-        </w:rPr>
-        <w:t xml:space="preserve"> </w:t>
+        <w:t xml:space="preserve">View all Posted Job </w:t>
       </w:r>
     </w:p>
     <w:p>
@@ -5219,17 +4683,7 @@
           <w:bdr w:val="none" w:sz="0" w:space="0" w:color="auto" w:frame="1"/>
           <w:lang w:eastAsia="en-IN"/>
         </w:rPr>
-        <w:t xml:space="preserve">Can </w:t>
-      </w:r>
-      <w:r>
-        <w:rPr>
-          <w:rFonts w:ascii="Times New Roman" w:hAnsi="Times New Roman" w:cs="Times New Roman"/>
-          <w:sz w:val="24"/>
-          <w:szCs w:val="24"/>
-          <w:bdr w:val="none" w:sz="0" w:space="0" w:color="auto" w:frame="1"/>
-          <w:lang w:eastAsia="en-IN"/>
-        </w:rPr>
-        <w:t>Edit the Job</w:t>
+        <w:t>Can Edit the Job</w:t>
       </w:r>
     </w:p>
     <w:p>
@@ -5306,31 +4760,7 @@
           <w:bdr w:val="none" w:sz="0" w:space="0" w:color="auto" w:frame="1"/>
           <w:lang w:eastAsia="en-IN"/>
         </w:rPr>
-        <w:t xml:space="preserve">8 </w:t>
-      </w:r>
-      <w:r>
-        <w:rPr>
-          <w:rFonts w:ascii="Times New Roman" w:hAnsi="Times New Roman" w:cs="Times New Roman"/>
-          <w:b/>
-          <w:bCs/>
-          <w:sz w:val="24"/>
-          <w:szCs w:val="24"/>
-          <w:bdr w:val="none" w:sz="0" w:space="0" w:color="auto" w:frame="1"/>
-          <w:lang w:eastAsia="en-IN"/>
-        </w:rPr>
-        <w:t>Job</w:t>
-      </w:r>
-      <w:r>
-        <w:rPr>
-          <w:rFonts w:ascii="Times New Roman" w:hAnsi="Times New Roman" w:cs="Times New Roman"/>
-          <w:b/>
-          <w:bCs/>
-          <w:sz w:val="24"/>
-          <w:szCs w:val="24"/>
-          <w:bdr w:val="none" w:sz="0" w:space="0" w:color="auto" w:frame="1"/>
-          <w:lang w:eastAsia="en-IN"/>
-        </w:rPr>
-        <w:t>-History</w:t>
+        <w:t>8 Job-History</w:t>
       </w:r>
       <w:r>
         <w:rPr>
@@ -5402,19 +4832,7 @@
           <w:bdr w:val="none" w:sz="0" w:space="0" w:color="auto" w:frame="1"/>
           <w:lang w:eastAsia="en-IN"/>
         </w:rPr>
-        <w:t>Applicant</w:t>
-      </w:r>
-      <w:r>
-        <w:rPr>
-          <w:rFonts w:ascii="Times New Roman" w:hAnsi="Times New Roman" w:cs="Times New Roman"/>
-          <w:b/>
-          <w:bCs/>
-          <w:sz w:val="24"/>
-          <w:szCs w:val="24"/>
-          <w:bdr w:val="none" w:sz="0" w:space="0" w:color="auto" w:frame="1"/>
-          <w:lang w:eastAsia="en-IN"/>
-        </w:rPr>
-        <w:t xml:space="preserve"> :</w:t>
+        <w:t>Applicant :</w:t>
       </w:r>
       <w:proofErr w:type="gramEnd"/>
       <w:r>
@@ -5435,47 +4853,7 @@
           <w:bdr w:val="none" w:sz="0" w:space="0" w:color="auto" w:frame="1"/>
           <w:lang w:eastAsia="en-IN"/>
         </w:rPr>
-        <w:t xml:space="preserve">In </w:t>
-      </w:r>
-      <w:r>
-        <w:rPr>
-          <w:rFonts w:ascii="Times New Roman" w:hAnsi="Times New Roman" w:cs="Times New Roman"/>
-          <w:sz w:val="24"/>
-          <w:szCs w:val="24"/>
-          <w:bdr w:val="none" w:sz="0" w:space="0" w:color="auto" w:frame="1"/>
-          <w:lang w:eastAsia="en-IN"/>
-        </w:rPr>
-        <w:t>Job History</w:t>
-      </w:r>
-      <w:r>
-        <w:rPr>
-          <w:rFonts w:ascii="Times New Roman" w:hAnsi="Times New Roman" w:cs="Times New Roman"/>
-          <w:sz w:val="24"/>
-          <w:szCs w:val="24"/>
-          <w:bdr w:val="none" w:sz="0" w:space="0" w:color="auto" w:frame="1"/>
-          <w:lang w:eastAsia="en-IN"/>
-        </w:rPr>
-        <w:t xml:space="preserve"> Module  </w:t>
-      </w:r>
-      <w:r>
-        <w:rPr>
-          <w:rFonts w:ascii="Times New Roman" w:hAnsi="Times New Roman" w:cs="Times New Roman"/>
-          <w:sz w:val="24"/>
-          <w:szCs w:val="24"/>
-          <w:bdr w:val="none" w:sz="0" w:space="0" w:color="auto" w:frame="1"/>
-          <w:lang w:eastAsia="en-IN"/>
-        </w:rPr>
-        <w:t>Applicant</w:t>
-      </w:r>
-      <w:r>
-        <w:rPr>
-          <w:rFonts w:ascii="Times New Roman" w:hAnsi="Times New Roman" w:cs="Times New Roman"/>
-          <w:sz w:val="24"/>
-          <w:szCs w:val="24"/>
-          <w:bdr w:val="none" w:sz="0" w:space="0" w:color="auto" w:frame="1"/>
-          <w:lang w:eastAsia="en-IN"/>
-        </w:rPr>
-        <w:t xml:space="preserve"> </w:t>
+        <w:t xml:space="preserve">In Job History Module  Applicant </w:t>
       </w:r>
     </w:p>
     <w:p>
@@ -5526,47 +4904,7 @@
           <w:bdr w:val="none" w:sz="0" w:space="0" w:color="auto" w:frame="1"/>
           <w:lang w:eastAsia="en-IN"/>
         </w:rPr>
-        <w:t xml:space="preserve">View all </w:t>
-      </w:r>
-      <w:r>
-        <w:rPr>
-          <w:rFonts w:ascii="Times New Roman" w:hAnsi="Times New Roman" w:cs="Times New Roman"/>
-          <w:sz w:val="24"/>
-          <w:szCs w:val="24"/>
-          <w:bdr w:val="none" w:sz="0" w:space="0" w:color="auto" w:frame="1"/>
-          <w:lang w:eastAsia="en-IN"/>
-        </w:rPr>
-        <w:t xml:space="preserve">Applied </w:t>
-      </w:r>
-      <w:r>
-        <w:rPr>
-          <w:rFonts w:ascii="Times New Roman" w:hAnsi="Times New Roman" w:cs="Times New Roman"/>
-          <w:sz w:val="24"/>
-          <w:szCs w:val="24"/>
-          <w:bdr w:val="none" w:sz="0" w:space="0" w:color="auto" w:frame="1"/>
-          <w:lang w:eastAsia="en-IN"/>
-        </w:rPr>
-        <w:t>Job</w:t>
-      </w:r>
-      <w:r>
-        <w:rPr>
-          <w:rFonts w:ascii="Times New Roman" w:hAnsi="Times New Roman" w:cs="Times New Roman"/>
-          <w:sz w:val="24"/>
-          <w:szCs w:val="24"/>
-          <w:bdr w:val="none" w:sz="0" w:space="0" w:color="auto" w:frame="1"/>
-          <w:lang w:eastAsia="en-IN"/>
-        </w:rPr>
-        <w:t>s</w:t>
-      </w:r>
-      <w:r>
-        <w:rPr>
-          <w:rFonts w:ascii="Times New Roman" w:hAnsi="Times New Roman" w:cs="Times New Roman"/>
-          <w:sz w:val="24"/>
-          <w:szCs w:val="24"/>
-          <w:bdr w:val="none" w:sz="0" w:space="0" w:color="auto" w:frame="1"/>
-          <w:lang w:eastAsia="en-IN"/>
-        </w:rPr>
-        <w:t xml:space="preserve"> </w:t>
+        <w:t xml:space="preserve">View all Applied Jobs </w:t>
       </w:r>
     </w:p>
     <w:p>
@@ -5594,37 +4932,7 @@
           <w:bdr w:val="none" w:sz="0" w:space="0" w:color="auto" w:frame="1"/>
           <w:lang w:eastAsia="en-IN"/>
         </w:rPr>
-        <w:t xml:space="preserve">Can view </w:t>
-      </w:r>
-      <w:r>
-        <w:rPr>
-          <w:rFonts w:ascii="Times New Roman" w:hAnsi="Times New Roman" w:cs="Times New Roman"/>
-          <w:sz w:val="24"/>
-          <w:szCs w:val="24"/>
-          <w:bdr w:val="none" w:sz="0" w:space="0" w:color="auto" w:frame="1"/>
-          <w:lang w:eastAsia="en-IN"/>
-        </w:rPr>
-        <w:t>Saved</w:t>
-      </w:r>
-      <w:r>
-        <w:rPr>
-          <w:rFonts w:ascii="Times New Roman" w:hAnsi="Times New Roman" w:cs="Times New Roman"/>
-          <w:sz w:val="24"/>
-          <w:szCs w:val="24"/>
-          <w:bdr w:val="none" w:sz="0" w:space="0" w:color="auto" w:frame="1"/>
-          <w:lang w:eastAsia="en-IN"/>
-        </w:rPr>
-        <w:t xml:space="preserve"> </w:t>
-      </w:r>
-      <w:r>
-        <w:rPr>
-          <w:rFonts w:ascii="Times New Roman" w:hAnsi="Times New Roman" w:cs="Times New Roman"/>
-          <w:sz w:val="24"/>
-          <w:szCs w:val="24"/>
-          <w:bdr w:val="none" w:sz="0" w:space="0" w:color="auto" w:frame="1"/>
-          <w:lang w:eastAsia="en-IN"/>
-        </w:rPr>
-        <w:t>Jobs</w:t>
+        <w:t>Can view Saved Jobs</w:t>
       </w:r>
     </w:p>
     <w:p>
@@ -5652,17 +4960,7 @@
           <w:bdr w:val="none" w:sz="0" w:space="0" w:color="auto" w:frame="1"/>
           <w:lang w:eastAsia="en-IN"/>
         </w:rPr>
-        <w:t xml:space="preserve">Can </w:t>
-      </w:r>
-      <w:r>
-        <w:rPr>
-          <w:rFonts w:ascii="Times New Roman" w:hAnsi="Times New Roman" w:cs="Times New Roman"/>
-          <w:sz w:val="24"/>
-          <w:szCs w:val="24"/>
-          <w:bdr w:val="none" w:sz="0" w:space="0" w:color="auto" w:frame="1"/>
-          <w:lang w:eastAsia="en-IN"/>
-        </w:rPr>
-        <w:t>View Offred Jobs</w:t>
+        <w:t>Can View Offred Jobs</w:t>
       </w:r>
     </w:p>
     <w:p>
@@ -5690,17 +4988,7 @@
           <w:bdr w:val="none" w:sz="0" w:space="0" w:color="auto" w:frame="1"/>
           <w:lang w:eastAsia="en-IN"/>
         </w:rPr>
-        <w:t xml:space="preserve">Can Accept/Reject </w:t>
-      </w:r>
-      <w:r>
-        <w:rPr>
-          <w:rFonts w:ascii="Times New Roman" w:hAnsi="Times New Roman" w:cs="Times New Roman"/>
-          <w:sz w:val="24"/>
-          <w:szCs w:val="24"/>
-          <w:bdr w:val="none" w:sz="0" w:space="0" w:color="auto" w:frame="1"/>
-          <w:lang w:eastAsia="en-IN"/>
-        </w:rPr>
-        <w:t>Offered Job</w:t>
+        <w:t>Can Accept/Reject Offered Job</w:t>
       </w:r>
     </w:p>
     <w:p>
@@ -5728,17 +5016,7 @@
           <w:bdr w:val="none" w:sz="0" w:space="0" w:color="auto" w:frame="1"/>
           <w:lang w:eastAsia="en-IN"/>
         </w:rPr>
-        <w:t xml:space="preserve">Can </w:t>
-      </w:r>
-      <w:r>
-        <w:rPr>
-          <w:rFonts w:ascii="Times New Roman" w:hAnsi="Times New Roman" w:cs="Times New Roman"/>
-          <w:sz w:val="24"/>
-          <w:szCs w:val="24"/>
-          <w:bdr w:val="none" w:sz="0" w:space="0" w:color="auto" w:frame="1"/>
-          <w:lang w:eastAsia="en-IN"/>
-        </w:rPr>
-        <w:t>View the Interviewing Jobs</w:t>
+        <w:t>Can View the Interviewing Jobs</w:t>
       </w:r>
     </w:p>
     <w:p>
@@ -5790,7 +5068,6 @@
           <w:szCs w:val="24"/>
           <w:lang w:val="en-US"/>
         </w:rPr>
-        <w:lastRenderedPageBreak/>
         <w:t>5. System requirements specification (SRS) (Operating Environment Software and Hardware):</w:t>
       </w:r>
     </w:p>
@@ -6006,6 +5283,7 @@
           <w:szCs w:val="24"/>
           <w:lang w:val="en-US"/>
         </w:rPr>
+        <w:lastRenderedPageBreak/>
         <w:t xml:space="preserve">Operating </w:t>
       </w:r>
       <w:proofErr w:type="gramStart"/>
@@ -6851,7 +6129,18 @@
           <w:sz w:val="24"/>
           <w:szCs w:val="24"/>
         </w:rPr>
-        <w:t>AI-driven interviews</w:t>
+        <w:t xml:space="preserve">AI-driven </w:t>
+      </w:r>
+      <w:r>
+        <w:rPr>
+          <w:rFonts w:ascii="Times New Roman" w:hAnsi="Times New Roman" w:cs="Times New Roman"/>
+          <w:b/>
+          <w:bCs/>
+          <w:sz w:val="24"/>
+          <w:szCs w:val="24"/>
+        </w:rPr>
+        <w:lastRenderedPageBreak/>
+        <w:t>interviews</w:t>
       </w:r>
       <w:r>
         <w:rPr>
@@ -7175,204 +6464,212 @@
           <w:szCs w:val="24"/>
           <w:shd w:val="clear" w:color="auto" w:fill="FFFFFF"/>
         </w:rPr>
+        <w:t xml:space="preserve">The development of </w:t>
+      </w:r>
+      <w:proofErr w:type="spellStart"/>
+      <w:r>
+        <w:rPr>
+          <w:rFonts w:ascii="Times New Roman" w:hAnsi="Times New Roman" w:cs="Times New Roman"/>
+          <w:b/>
+          <w:bCs/>
+          <w:color w:val="212529"/>
+          <w:sz w:val="24"/>
+          <w:szCs w:val="24"/>
+          <w:shd w:val="clear" w:color="auto" w:fill="FFFFFF"/>
+        </w:rPr>
+        <w:t>AIJobSync</w:t>
+      </w:r>
+      <w:proofErr w:type="spellEnd"/>
+      <w:r>
+        <w:rPr>
+          <w:rFonts w:ascii="Times New Roman" w:hAnsi="Times New Roman" w:cs="Times New Roman"/>
+          <w:color w:val="212529"/>
+          <w:sz w:val="24"/>
+          <w:szCs w:val="24"/>
+          <w:shd w:val="clear" w:color="auto" w:fill="FFFFFF"/>
+        </w:rPr>
+        <w:t xml:space="preserve"> is economically feasible due to its reliance on free and open-source tools and technologies. Frameworks like </w:t>
+      </w:r>
+      <w:r>
+        <w:rPr>
+          <w:rFonts w:ascii="Times New Roman" w:hAnsi="Times New Roman" w:cs="Times New Roman"/>
+          <w:b/>
+          <w:bCs/>
+          <w:color w:val="212529"/>
+          <w:sz w:val="24"/>
+          <w:szCs w:val="24"/>
+          <w:shd w:val="clear" w:color="auto" w:fill="FFFFFF"/>
+        </w:rPr>
+        <w:t>React</w:t>
+      </w:r>
+      <w:r>
+        <w:rPr>
+          <w:rFonts w:ascii="Times New Roman" w:hAnsi="Times New Roman" w:cs="Times New Roman"/>
+          <w:color w:val="212529"/>
+          <w:sz w:val="24"/>
+          <w:szCs w:val="24"/>
+          <w:shd w:val="clear" w:color="auto" w:fill="FFFFFF"/>
+        </w:rPr>
+        <w:t xml:space="preserve"> for the front-end, </w:t>
+      </w:r>
+      <w:r>
+        <w:rPr>
+          <w:rFonts w:ascii="Times New Roman" w:hAnsi="Times New Roman" w:cs="Times New Roman"/>
+          <w:b/>
+          <w:bCs/>
+          <w:color w:val="212529"/>
+          <w:sz w:val="24"/>
+          <w:szCs w:val="24"/>
+          <w:shd w:val="clear" w:color="auto" w:fill="FFFFFF"/>
+        </w:rPr>
+        <w:t>Spring Boot</w:t>
+      </w:r>
+      <w:r>
+        <w:rPr>
+          <w:rFonts w:ascii="Times New Roman" w:hAnsi="Times New Roman" w:cs="Times New Roman"/>
+          <w:color w:val="212529"/>
+          <w:sz w:val="24"/>
+          <w:szCs w:val="24"/>
+          <w:shd w:val="clear" w:color="auto" w:fill="FFFFFF"/>
+        </w:rPr>
+        <w:t xml:space="preserve"> for the back-end, and </w:t>
+      </w:r>
+      <w:r>
+        <w:rPr>
+          <w:rFonts w:ascii="Times New Roman" w:hAnsi="Times New Roman" w:cs="Times New Roman"/>
+          <w:b/>
+          <w:bCs/>
+          <w:color w:val="212529"/>
+          <w:sz w:val="24"/>
+          <w:szCs w:val="24"/>
+          <w:shd w:val="clear" w:color="auto" w:fill="FFFFFF"/>
+        </w:rPr>
+        <w:t>MongoDB</w:t>
+      </w:r>
+      <w:r>
+        <w:rPr>
+          <w:rFonts w:ascii="Times New Roman" w:hAnsi="Times New Roman" w:cs="Times New Roman"/>
+          <w:color w:val="212529"/>
+          <w:sz w:val="24"/>
+          <w:szCs w:val="24"/>
+          <w:shd w:val="clear" w:color="auto" w:fill="FFFFFF"/>
+        </w:rPr>
+        <w:t xml:space="preserve"> for the database eliminate the need for costly proprietary software. The use of free-tier cloud services, such as </w:t>
+      </w:r>
+      <w:r>
+        <w:rPr>
+          <w:rFonts w:ascii="Times New Roman" w:hAnsi="Times New Roman" w:cs="Times New Roman"/>
+          <w:b/>
+          <w:bCs/>
+          <w:color w:val="212529"/>
+          <w:sz w:val="24"/>
+          <w:szCs w:val="24"/>
+          <w:shd w:val="clear" w:color="auto" w:fill="FFFFFF"/>
+        </w:rPr>
+        <w:t>AWS Free Tier</w:t>
+      </w:r>
+      <w:r>
+        <w:rPr>
+          <w:rFonts w:ascii="Times New Roman" w:hAnsi="Times New Roman" w:cs="Times New Roman"/>
+          <w:color w:val="212529"/>
+          <w:sz w:val="24"/>
+          <w:szCs w:val="24"/>
+          <w:shd w:val="clear" w:color="auto" w:fill="FFFFFF"/>
+        </w:rPr>
+        <w:t xml:space="preserve"> or </w:t>
+      </w:r>
+      <w:r>
+        <w:rPr>
+          <w:rFonts w:ascii="Times New Roman" w:hAnsi="Times New Roman" w:cs="Times New Roman"/>
+          <w:b/>
+          <w:bCs/>
+          <w:color w:val="212529"/>
+          <w:sz w:val="24"/>
+          <w:szCs w:val="24"/>
+          <w:shd w:val="clear" w:color="auto" w:fill="FFFFFF"/>
+        </w:rPr>
+        <w:t>Google Cloud Free Tier</w:t>
+      </w:r>
+      <w:r>
+        <w:rPr>
+          <w:rFonts w:ascii="Times New Roman" w:hAnsi="Times New Roman" w:cs="Times New Roman"/>
+          <w:color w:val="212529"/>
+          <w:sz w:val="24"/>
+          <w:szCs w:val="24"/>
+          <w:shd w:val="clear" w:color="auto" w:fill="FFFFFF"/>
+        </w:rPr>
+        <w:t>, enables hosting and deployment at minimal costs during the initial stages.</w:t>
+      </w:r>
+    </w:p>
+    <w:p>
+      <w:pPr>
+        <w:spacing w:line="360" w:lineRule="auto"/>
+        <w:jc w:val="both"/>
+        <w:rPr>
+          <w:rFonts w:ascii="Times New Roman" w:hAnsi="Times New Roman" w:cs="Times New Roman"/>
+          <w:b/>
+          <w:bCs/>
+          <w:color w:val="212529"/>
+          <w:sz w:val="24"/>
+          <w:szCs w:val="24"/>
+          <w:shd w:val="clear" w:color="auto" w:fill="FFFFFF"/>
+        </w:rPr>
+      </w:pPr>
+      <w:r>
+        <w:rPr>
+          <w:rFonts w:ascii="Times New Roman" w:hAnsi="Times New Roman" w:cs="Times New Roman"/>
+          <w:b/>
+          <w:bCs/>
+          <w:color w:val="212529"/>
+          <w:sz w:val="24"/>
+          <w:szCs w:val="24"/>
+          <w:shd w:val="clear" w:color="auto" w:fill="FFFFFF"/>
+        </w:rPr>
+        <w:t>7.3 Operational Feasibility:</w:t>
+      </w:r>
+    </w:p>
+    <w:bookmarkEnd w:id="0"/>
+    <w:p>
+      <w:pPr>
+        <w:spacing w:line="360" w:lineRule="auto"/>
+        <w:jc w:val="both"/>
+      </w:pPr>
+      <w:r>
+        <w:rPr>
+          <w:rFonts w:ascii="Times New Roman" w:hAnsi="Times New Roman" w:cs="Times New Roman"/>
+          <w:sz w:val="24"/>
+          <w:szCs w:val="24"/>
+        </w:rPr>
+        <w:t xml:space="preserve">The operational feasibility of </w:t>
+      </w:r>
+      <w:proofErr w:type="spellStart"/>
+      <w:r>
+        <w:rPr>
+          <w:rFonts w:ascii="Times New Roman" w:hAnsi="Times New Roman" w:cs="Times New Roman"/>
+          <w:b/>
+          <w:bCs/>
+          <w:sz w:val="24"/>
+          <w:szCs w:val="24"/>
+        </w:rPr>
+        <w:t>AIJobSync</w:t>
+      </w:r>
+      <w:proofErr w:type="spellEnd"/>
+      <w:r>
+        <w:rPr>
+          <w:rFonts w:ascii="Times New Roman" w:hAnsi="Times New Roman" w:cs="Times New Roman"/>
+          <w:sz w:val="24"/>
+          <w:szCs w:val="24"/>
+        </w:rPr>
+        <w:t xml:space="preserve"> lies in its user-friendly design and ability to address real-world challenges faced by job seekers and recruiters. The platform provides intuitive modules for resume creation, job application, and candidate management, ensuring minimal training is required for users to adopt the system. Automation of repetitive tasks, like candidate </w:t>
+      </w:r>
+      <w:r>
+        <w:rPr>
+          <w:rFonts w:ascii="Times New Roman" w:hAnsi="Times New Roman" w:cs="Times New Roman"/>
+          <w:sz w:val="24"/>
+          <w:szCs w:val="24"/>
+        </w:rPr>
         <w:lastRenderedPageBreak/>
-        <w:t xml:space="preserve">The development of </w:t>
-      </w:r>
-      <w:proofErr w:type="spellStart"/>
-      <w:r>
-        <w:rPr>
-          <w:rFonts w:ascii="Times New Roman" w:hAnsi="Times New Roman" w:cs="Times New Roman"/>
-          <w:b/>
-          <w:bCs/>
-          <w:color w:val="212529"/>
-          <w:sz w:val="24"/>
-          <w:szCs w:val="24"/>
-          <w:shd w:val="clear" w:color="auto" w:fill="FFFFFF"/>
-        </w:rPr>
-        <w:t>AIJobSync</w:t>
-      </w:r>
-      <w:proofErr w:type="spellEnd"/>
-      <w:r>
-        <w:rPr>
-          <w:rFonts w:ascii="Times New Roman" w:hAnsi="Times New Roman" w:cs="Times New Roman"/>
-          <w:color w:val="212529"/>
-          <w:sz w:val="24"/>
-          <w:szCs w:val="24"/>
-          <w:shd w:val="clear" w:color="auto" w:fill="FFFFFF"/>
-        </w:rPr>
-        <w:t xml:space="preserve"> is economically feasible due to its reliance on free and open-source tools and technologies. Frameworks like </w:t>
-      </w:r>
-      <w:r>
-        <w:rPr>
-          <w:rFonts w:ascii="Times New Roman" w:hAnsi="Times New Roman" w:cs="Times New Roman"/>
-          <w:b/>
-          <w:bCs/>
-          <w:color w:val="212529"/>
-          <w:sz w:val="24"/>
-          <w:szCs w:val="24"/>
-          <w:shd w:val="clear" w:color="auto" w:fill="FFFFFF"/>
-        </w:rPr>
-        <w:t>React</w:t>
-      </w:r>
-      <w:r>
-        <w:rPr>
-          <w:rFonts w:ascii="Times New Roman" w:hAnsi="Times New Roman" w:cs="Times New Roman"/>
-          <w:color w:val="212529"/>
-          <w:sz w:val="24"/>
-          <w:szCs w:val="24"/>
-          <w:shd w:val="clear" w:color="auto" w:fill="FFFFFF"/>
-        </w:rPr>
-        <w:t xml:space="preserve"> for the front-end, </w:t>
-      </w:r>
-      <w:r>
-        <w:rPr>
-          <w:rFonts w:ascii="Times New Roman" w:hAnsi="Times New Roman" w:cs="Times New Roman"/>
-          <w:b/>
-          <w:bCs/>
-          <w:color w:val="212529"/>
-          <w:sz w:val="24"/>
-          <w:szCs w:val="24"/>
-          <w:shd w:val="clear" w:color="auto" w:fill="FFFFFF"/>
-        </w:rPr>
-        <w:t>Spring Boot</w:t>
-      </w:r>
-      <w:r>
-        <w:rPr>
-          <w:rFonts w:ascii="Times New Roman" w:hAnsi="Times New Roman" w:cs="Times New Roman"/>
-          <w:color w:val="212529"/>
-          <w:sz w:val="24"/>
-          <w:szCs w:val="24"/>
-          <w:shd w:val="clear" w:color="auto" w:fill="FFFFFF"/>
-        </w:rPr>
-        <w:t xml:space="preserve"> for the back-end, and </w:t>
-      </w:r>
-      <w:r>
-        <w:rPr>
-          <w:rFonts w:ascii="Times New Roman" w:hAnsi="Times New Roman" w:cs="Times New Roman"/>
-          <w:b/>
-          <w:bCs/>
-          <w:color w:val="212529"/>
-          <w:sz w:val="24"/>
-          <w:szCs w:val="24"/>
-          <w:shd w:val="clear" w:color="auto" w:fill="FFFFFF"/>
-        </w:rPr>
-        <w:t>MongoDB</w:t>
-      </w:r>
-      <w:r>
-        <w:rPr>
-          <w:rFonts w:ascii="Times New Roman" w:hAnsi="Times New Roman" w:cs="Times New Roman"/>
-          <w:color w:val="212529"/>
-          <w:sz w:val="24"/>
-          <w:szCs w:val="24"/>
-          <w:shd w:val="clear" w:color="auto" w:fill="FFFFFF"/>
-        </w:rPr>
-        <w:t xml:space="preserve"> for the database eliminate the need for costly proprietary software. The use of free-tier cloud services, such as </w:t>
-      </w:r>
-      <w:r>
-        <w:rPr>
-          <w:rFonts w:ascii="Times New Roman" w:hAnsi="Times New Roman" w:cs="Times New Roman"/>
-          <w:b/>
-          <w:bCs/>
-          <w:color w:val="212529"/>
-          <w:sz w:val="24"/>
-          <w:szCs w:val="24"/>
-          <w:shd w:val="clear" w:color="auto" w:fill="FFFFFF"/>
-        </w:rPr>
-        <w:t>AWS Free Tier</w:t>
-      </w:r>
-      <w:r>
-        <w:rPr>
-          <w:rFonts w:ascii="Times New Roman" w:hAnsi="Times New Roman" w:cs="Times New Roman"/>
-          <w:color w:val="212529"/>
-          <w:sz w:val="24"/>
-          <w:szCs w:val="24"/>
-          <w:shd w:val="clear" w:color="auto" w:fill="FFFFFF"/>
-        </w:rPr>
-        <w:t xml:space="preserve"> or </w:t>
-      </w:r>
-      <w:r>
-        <w:rPr>
-          <w:rFonts w:ascii="Times New Roman" w:hAnsi="Times New Roman" w:cs="Times New Roman"/>
-          <w:b/>
-          <w:bCs/>
-          <w:color w:val="212529"/>
-          <w:sz w:val="24"/>
-          <w:szCs w:val="24"/>
-          <w:shd w:val="clear" w:color="auto" w:fill="FFFFFF"/>
-        </w:rPr>
-        <w:t>Google Cloud Free Tier</w:t>
-      </w:r>
-      <w:r>
-        <w:rPr>
-          <w:rFonts w:ascii="Times New Roman" w:hAnsi="Times New Roman" w:cs="Times New Roman"/>
-          <w:color w:val="212529"/>
-          <w:sz w:val="24"/>
-          <w:szCs w:val="24"/>
-          <w:shd w:val="clear" w:color="auto" w:fill="FFFFFF"/>
-        </w:rPr>
-        <w:t>, enables hosting and deployment at minimal costs during the initial stages.</w:t>
-      </w:r>
-    </w:p>
-    <w:p>
-      <w:pPr>
-        <w:spacing w:line="360" w:lineRule="auto"/>
-        <w:jc w:val="both"/>
-        <w:rPr>
-          <w:rFonts w:ascii="Times New Roman" w:hAnsi="Times New Roman" w:cs="Times New Roman"/>
-          <w:b/>
-          <w:bCs/>
-          <w:color w:val="212529"/>
-          <w:sz w:val="24"/>
-          <w:szCs w:val="24"/>
-          <w:shd w:val="clear" w:color="auto" w:fill="FFFFFF"/>
-        </w:rPr>
-      </w:pPr>
-      <w:r>
-        <w:rPr>
-          <w:rFonts w:ascii="Times New Roman" w:hAnsi="Times New Roman" w:cs="Times New Roman"/>
-          <w:b/>
-          <w:bCs/>
-          <w:color w:val="212529"/>
-          <w:sz w:val="24"/>
-          <w:szCs w:val="24"/>
-          <w:shd w:val="clear" w:color="auto" w:fill="FFFFFF"/>
-        </w:rPr>
-        <w:t>7.3 Operational Feasibility:</w:t>
-      </w:r>
-    </w:p>
-    <w:bookmarkEnd w:id="0"/>
-    <w:p>
-      <w:pPr>
-        <w:spacing w:line="360" w:lineRule="auto"/>
-        <w:jc w:val="both"/>
-      </w:pPr>
-      <w:r>
-        <w:rPr>
-          <w:rFonts w:ascii="Times New Roman" w:hAnsi="Times New Roman" w:cs="Times New Roman"/>
-          <w:sz w:val="24"/>
-          <w:szCs w:val="24"/>
-        </w:rPr>
-        <w:t xml:space="preserve">The operational feasibility of </w:t>
-      </w:r>
-      <w:proofErr w:type="spellStart"/>
-      <w:r>
-        <w:rPr>
-          <w:rFonts w:ascii="Times New Roman" w:hAnsi="Times New Roman" w:cs="Times New Roman"/>
-          <w:b/>
-          <w:bCs/>
-          <w:sz w:val="24"/>
-          <w:szCs w:val="24"/>
-        </w:rPr>
-        <w:t>AIJobSync</w:t>
-      </w:r>
-      <w:proofErr w:type="spellEnd"/>
-      <w:r>
-        <w:rPr>
-          <w:rFonts w:ascii="Times New Roman" w:hAnsi="Times New Roman" w:cs="Times New Roman"/>
-          <w:sz w:val="24"/>
-          <w:szCs w:val="24"/>
-        </w:rPr>
-        <w:t xml:space="preserve"> lies in its user-friendly design and ability to address real-world challenges faced by job seekers and recruiters. The platform provides intuitive modules for resume creation, job application, and candidate management, ensuring minimal training is required for users to adopt the system. Automation of repetitive tasks, like candidate shortlisting and interview scheduling, simplifies the recruitment process, enabling users to focus on decision-making and strategic tasks. With robust support for APIs and cloud integration, the system is operationally reliable and scalable to meet the growing demands of a dynamic recruitment market. The user-centric approach ensures smooth implementation and high user satisfaction</w:t>
+        <w:t>shortlisting and interview scheduling, simplifies the recruitment process, enabling users to focus on decision-making and strategic tasks. With robust support for APIs and cloud integration, the system is operationally reliable and scalable to meet the growing demands of a dynamic recruitment market. The user-centric approach ensures smooth implementation and high user satisfaction</w:t>
       </w:r>
       <w:r>
         <w:rPr>
@@ -11991,6 +11288,7 @@
   <w:style w:type="character" w:default="1" w:styleId="DefaultParagraphFont">
     <w:name w:val="Default Paragraph Font"/>
     <w:uiPriority w:val="1"/>
+    <w:semiHidden/>
     <w:unhideWhenUsed/>
   </w:style>
   <w:style w:type="table" w:default="1" w:styleId="TableNormal">
